--- a/public/horus-procedures/FSP-17_المراجعة_الداخلية_Internal_Audit.docx
+++ b/public/horus-procedures/FSP-17_المراجعة_الداخلية_Internal_Audit.docx
@@ -9,22 +9,22 @@
         </w:pict>
       </w:r>
     </w:p>
-    <w:bookmarkStart w:id="10" w:name="شركة-حورس-لإنتاج-وتعبئة-المياه-الطبيعية"/>
+    <w:bookmarkStart w:id="10" w:name="شركة-لإنتاج-وتعبئة-المياه-الطبيعية"/>
     <w:p>
       <w:pPr>
         <w:pStyle w:val="Heading1"/>
       </w:pPr>
       <w:r>
-        <w:t xml:space="preserve">شركة حورس لإنتاج وتعبئة المياه الطبيعية</w:t>
-      </w:r>
-    </w:p>
-    <w:bookmarkStart w:id="9" w:name="horus-natural-water-co."/>
+        <w:t xml:space="preserve">شركة لإنتاج وتعبئة المياه الطبيعية</w:t>
+      </w:r>
+    </w:p>
+    <w:bookmarkStart w:id="9" w:name="company-co."/>
     <w:p>
       <w:pPr>
         <w:pStyle w:val="Heading2"/>
       </w:pPr>
       <w:r>
-        <w:t xml:space="preserve">Horus Natural Water Co.</w:t>
+        <w:t xml:space="preserve">Company Co.</w:t>
       </w:r>
     </w:p>
     <w:p>
@@ -355,7 +355,7 @@
         <w:pStyle w:val="FirstParagraph"/>
       </w:pPr>
       <w:r>
-        <w:t xml:space="preserve">يغطي هذا الإجراء جميع الأنشطة والعمليات والأقسام ذات الصلة بنظام إدارة سلامة الغذاء والجودة المتكامل في منشأة حورس لتعبئة المياه الطبيعية، وذلك ليشمل جميع مراحل العملية من استلام المواد الخام (بما في ذلك المصدر المائي) وحتى تسليم المنتج النهائي، ويشمل أيضاً:</w:t>
+        <w:t xml:space="preserve">يغطي هذا الإجراء جميع الأنشطة والعمليات والأقسام ذات الصلة بنظام إدارة سلامة الغذاء والجودة المتكامل في منشأة لتعبئة المياه الطبيعية، وذلك ليشمل جميع مراحل العملية من استلام المواد الخام (بما في ذلك المصدر المائي) وحتى تسليم المنتج النهائي، ويشمل أيضاً:</w:t>
       </w:r>
       <w:r>
         <w:t xml:space="preserve"> </w:t>

--- a/public/horus-procedures/FSP-17_المراجعة_الداخلية_Internal_Audit.docx
+++ b/public/horus-procedures/FSP-17_المراجعة_الداخلية_Internal_Audit.docx
@@ -9,13 +9,13 @@
         </w:pict>
       </w:r>
     </w:p>
-    <w:bookmarkStart w:id="10" w:name="شركة-لإنتاج-وتعبئة-المياه-الطبيعية"/>
+    <w:bookmarkStart w:id="10" w:name="X03cef4314b8aa390e318dc4a1235d0ccb9e0c3a"/>
     <w:p>
       <w:pPr>
         <w:pStyle w:val="Heading1"/>
       </w:pPr>
       <w:r>
-        <w:t xml:space="preserve">شركة لإنتاج وتعبئة المياه الطبيعية</w:t>
+        <w:t xml:space="preserve">شركة الأزواك لإنتاج وتعبئة المياه الطبيعية</w:t>
       </w:r>
     </w:p>
     <w:bookmarkStart w:id="9" w:name="company-co."/>
